--- a/docs/Test_Plan.docx
+++ b/docs/Test_Plan.docx
@@ -4098,7 +4098,7 @@
               <w:rPr>
                 <w:sz w:val="18"/>
               </w:rPr>
-              <w:t>Inspection</w:t>
+              <w:t>Inspection / usability</w:t>
             </w:r>
           </w:p>
         </w:tc>
@@ -4112,7 +4112,7 @@
               <w:rPr>
                 <w:sz w:val="18"/>
               </w:rPr>
-              <w:t>List every message printed on an error path</w:t>
+              <w:t>List every message printed on an error path, then finish a quiz using only the on-screen prompts</w:t>
             </w:r>
           </w:p>
         </w:tc>
@@ -4126,7 +4126,7 @@
               <w:rPr>
                 <w:sz w:val="18"/>
               </w:rPr>
-              <w:t xml:space="preserve">Each starts with </w:t>
+              <w:t xml:space="preserve">Each error starts with </w:t>
             </w:r>
             <w:r>
               <w:rPr>
@@ -4139,7 +4139,7 @@
               <w:rPr>
                 <w:sz w:val="18"/>
               </w:rPr>
-              <w:t xml:space="preserve"> and is followed by a prompt or the menu</w:t>
+              <w:t xml:space="preserve"> and is followed by a prompt or the menu; every screen has a clear prompt</w:t>
             </w:r>
           </w:p>
         </w:tc>
@@ -4155,6 +4155,25 @@
                 <w:sz w:val="18"/>
               </w:rPr>
               <w:t>Pass</w:t>
+            </w:r>
+            <w:r>
+              <w:rPr>
+                <w:sz w:val="18"/>
+              </w:rPr>
+              <w:t xml:space="preserve"> (5 </w:t>
+            </w:r>
+            <w:r>
+              <w:rPr>
+                <w:rFonts w:ascii="Consolas" w:hAnsi="Consolas" w:eastAsia="Consolas"/>
+                <w:sz w:val="18"/>
+              </w:rPr>
+              <w:t>Error:</w:t>
+            </w:r>
+            <w:r>
+              <w:rPr>
+                <w:sz w:val="18"/>
+              </w:rPr>
+              <w:t xml:space="preserve"> messages; quiz finished with prompts only)</w:t>
             </w:r>
           </w:p>
         </w:tc>

--- a/docs/Test_Plan.docx
+++ b/docs/Test_Plan.docx
@@ -3370,7 +3370,13 @@
                 <w:b/>
                 <w:sz w:val="18"/>
               </w:rPr>
-              <w:t>Not run</w:t>
+              <w:t>Pass</w:t>
+            </w:r>
+            <w:r>
+              <w:rPr>
+                <w:sz w:val="18"/>
+              </w:rPr>
+              <w:t xml:space="preserve"> (Vikas 10, Tejas 9, Vaishnavi 8)</w:t>
             </w:r>
           </w:p>
         </w:tc>
@@ -3470,13 +3476,13 @@
                 <w:b/>
                 <w:sz w:val="18"/>
               </w:rPr>
-              <w:t>Fail</w:t>
-            </w:r>
-            <w:r>
-              <w:rPr>
-                <w:sz w:val="18"/>
-              </w:rPr>
-              <w:t xml:space="preserve"> (known): leaderboard is a stub; due in Sprint-2</w:t>
+              <w:t>Pass</w:t>
+            </w:r>
+            <w:r>
+              <w:rPr>
+                <w:sz w:val="18"/>
+              </w:rPr>
+              <w:t xml:space="preserve"> ("No results yet" for a missing, empty or unreadable file; bad lines skipped)</w:t>
             </w:r>
           </w:p>
         </w:tc>
@@ -3569,7 +3575,7 @@
               <w:rPr>
                 <w:sz w:val="18"/>
               </w:rPr>
-              <w:t xml:space="preserve"> (0.07 s)</w:t>
+              <w:t xml:space="preserve"> (full run 0.07 s; leaderboard of 100 results 0.11 s)</w:t>
             </w:r>
           </w:p>
         </w:tc>
@@ -4582,7 +4588,7 @@
         <w:rPr>
           <w:b/>
         </w:rPr>
-        <w:t>Report after the first execution (12-Oct-2026)</w:t>
+        <w:t>Report after the second execution (27-Oct-2026, with the leaderboard)</w:t>
       </w:r>
     </w:p>
     <w:p>
@@ -4590,25 +4596,13 @@
         <w:pStyle w:val="ListBullet"/>
       </w:pPr>
       <w:r>
-        <w:t xml:space="preserve">Test cases designed: 20. Executed: 19. </w:t>
+        <w:t xml:space="preserve">Test cases designed: 20. Executed: 20. </w:t>
       </w:r>
       <w:r>
         <w:rPr>
           <w:b/>
         </w:rPr>
-        <w:t>Pass: 18. Fail: 1</w:t>
-      </w:r>
-      <w:r>
-        <w:t xml:space="preserve"> (TC-14, leaderboard not yet implemented). </w:t>
-      </w:r>
-      <w:r>
-        <w:rPr>
-          <w:b/>
-        </w:rPr>
-        <w:t>Not run: 1</w:t>
-      </w:r>
-      <w:r>
-        <w:t xml:space="preserve"> (TC-13, Sprint-2).</w:t>
+        <w:t>Pass: 20. Fail: 0. Not run: 0.</w:t>
       </w:r>
     </w:p>
     <w:p>

--- a/docs/Test_Plan.docx
+++ b/docs/Test_Plan.docx
@@ -945,7 +945,34 @@
         <w:t>printf '1\nAsha\n...' | ./quiz</w:t>
       </w:r>
       <w:r>
-        <w:t>), so each run is the same. The output is compared with what the SRS says.</w:t>
+        <w:t xml:space="preserve">), so each run is the same. The output is compared with what the SRS says. All system test cases are scripted in </w:t>
+      </w:r>
+      <w:r>
+        <w:rPr>
+          <w:rFonts w:ascii="Consolas" w:hAnsi="Consolas" w:eastAsia="Consolas"/>
+        </w:rPr>
+        <w:t>tests/run_system_tests.sh</w:t>
+      </w:r>
+      <w:r>
+        <w:t xml:space="preserve"> (run </w:t>
+      </w:r>
+      <w:r>
+        <w:rPr>
+          <w:rFonts w:ascii="Consolas" w:hAnsi="Consolas" w:eastAsia="Consolas"/>
+        </w:rPr>
+        <w:t>make</w:t>
+      </w:r>
+      <w:r>
+        <w:t xml:space="preserve"> and then </w:t>
+      </w:r>
+      <w:r>
+        <w:rPr>
+          <w:rFonts w:ascii="Consolas" w:hAnsi="Consolas" w:eastAsia="Consolas"/>
+        </w:rPr>
+        <w:t>bash tests/run_system_tests.sh</w:t>
+      </w:r>
+      <w:r>
+        <w:t>); it prints PASS or FAIL for each test case.</w:t>
       </w:r>
     </w:p>
     <w:p>
@@ -1805,7 +1832,7 @@
     </w:p>
     <w:p>
       <w:r>
-        <w:t xml:space="preserve">Run on 12-Oct-2026 on </w:t>
+        <w:t xml:space="preserve">First run on 12-Oct-2026 (the quiz engine and leaderboard were not merged yet). Run again on 27-Oct-2026 on the final </w:t>
       </w:r>
       <w:r>
         <w:rPr>
@@ -1814,7 +1841,16 @@
         <w:t>main</w:t>
       </w:r>
       <w:r>
-        <w:t xml:space="preserve"> after the quiz engine was completed, together with the 8 scoring unit tests in </w:t>
+        <w:t xml:space="preserve"> with </w:t>
+      </w:r>
+      <w:r>
+        <w:rPr>
+          <w:rFonts w:ascii="Consolas" w:hAnsi="Consolas" w:eastAsia="Consolas"/>
+        </w:rPr>
+        <w:t>tests/run_system_tests.sh</w:t>
+      </w:r>
+      <w:r>
+        <w:t xml:space="preserve"> and the 8 scoring unit tests in </w:t>
       </w:r>
       <w:r>
         <w:rPr>
@@ -1823,16 +1859,7 @@
         <w:t>tests/test_score.c</w:t>
       </w:r>
       <w:r>
-        <w:t xml:space="preserve">. </w:t>
-      </w:r>
-      <w:r>
-        <w:rPr>
-          <w:b/>
-        </w:rPr>
-        <w:t>Not run</w:t>
-      </w:r>
-      <w:r>
-        <w:t xml:space="preserve"> means planned for Sprint-2.</w:t>
+        <w:t>: all 20 pass. The Result column shows what was observed.</w:t>
       </w:r>
     </w:p>
     <w:tbl>
@@ -4637,6 +4664,22 @@
       </w:r>
       <w:r>
         <w:t>).</w:t>
+      </w:r>
+    </w:p>
+    <w:p>
+      <w:pPr>
+        <w:pStyle w:val="ListBullet"/>
+      </w:pPr>
+      <w:r>
+        <w:t>NFR-1 (speed): a full quiz run took 127 ms and the leaderboard of 100 results took 80 ms, against a limit of 1 second (TC-15).</w:t>
+      </w:r>
+    </w:p>
+    <w:p>
+      <w:pPr>
+        <w:pStyle w:val="ListBullet"/>
+      </w:pPr>
+      <w:r>
+        <w:t>NFR-2 (security): SEC-1 to SEC-6 are checked by TC-05, TC-09, TC-14, TC-16, TC-17 and TC-18, and all pass.</w:t>
       </w:r>
     </w:p>
     <w:p>
